--- a/doc/5、开发文档/协议转换单元软件开发设计.docx
+++ b/doc/5、开发文档/协议转换单元软件开发设计.docx
@@ -2064,10 +2064,10 @@
             <v:path o:extrusionok="f" gradientshapeok="t" o:connecttype="rect"/>
             <o:lock v:ext="edit" aspectratio="t"/>
           </v:shapetype>
-          <v:shape id="_x0000_i1025" type="#_x0000_t75" style="width:505.95pt;height:364.4pt" o:ole="">
+          <v:shape id="_x0000_i1025" type="#_x0000_t75" style="width:505.85pt;height:364.25pt" o:ole="">
             <v:imagedata r:id="rId8" o:title=""/>
           </v:shape>
-          <o:OLEObject Type="Embed" ProgID="Visio.Drawing.15" ShapeID="_x0000_i1025" DrawAspect="Content" ObjectID="_1850046648" r:id="rId9"/>
+          <o:OLEObject Type="Embed" ProgID="Visio.Drawing.15" ShapeID="_x0000_i1025" DrawAspect="Content" ObjectID="_1853762788" r:id="rId9"/>
         </w:object>
       </w:r>
     </w:p>
@@ -31489,6 +31489,9 @@
     <w:p>
       <w:pPr>
         <w:ind w:firstLine="420"/>
+        <w:rPr>
+          <w:rFonts w:hint="eastAsia"/>
+        </w:rPr>
       </w:pPr>
       <w:r>
         <w:rPr>
@@ -31514,6 +31517,9 @@
     <w:p>
       <w:pPr>
         <w:ind w:firstLine="420"/>
+        <w:rPr>
+          <w:rFonts w:hint="eastAsia"/>
+        </w:rPr>
       </w:pPr>
       <w:r>
         <w:rPr>
@@ -31525,6 +31531,9 @@
     <w:p>
       <w:pPr>
         <w:ind w:firstLine="420"/>
+        <w:rPr>
+          <w:rFonts w:hint="eastAsia"/>
+        </w:rPr>
       </w:pPr>
       <w:r>
         <w:rPr>
@@ -31646,6 +31655,9 @@
     <w:p>
       <w:pPr>
         <w:ind w:firstLine="420"/>
+        <w:rPr>
+          <w:rFonts w:hint="eastAsia"/>
+        </w:rPr>
       </w:pPr>
       <w:r>
         <w:rPr>
@@ -31663,6 +31675,9 @@
     <w:p>
       <w:pPr>
         <w:ind w:firstLine="420"/>
+        <w:rPr>
+          <w:rFonts w:hint="eastAsia"/>
+        </w:rPr>
       </w:pPr>
       <w:r>
         <w:rPr>
@@ -32319,31 +32334,208 @@
       </w:r>
     </w:p>
     <w:p>
+      <w:r>
+        <w:tab/>
+      </w:r>
+      <w:r>
+        <w:rPr>
+          <w:rFonts w:hint="eastAsia"/>
+        </w:rPr>
+        <w:t>主站下发的时段比例控，根据档案中对应的协议库，转换成对应的</w:t>
+      </w:r>
+      <w:r>
+        <w:rPr>
+          <w:rFonts w:hint="eastAsia"/>
+        </w:rPr>
+        <w:t>比例</w:t>
+      </w:r>
+      <w:r>
+        <w:rPr>
+          <w:rFonts w:hint="eastAsia"/>
+        </w:rPr>
+        <w:t>格式的时段控，并添加到定时控制队列中</w:t>
+      </w:r>
+    </w:p>
+    <w:p>
+      <w:r>
+        <w:rPr>
+          <w:rFonts w:hint="eastAsia"/>
+        </w:rPr>
+        <w:t>时段控：</w:t>
+      </w:r>
+    </w:p>
+    <w:tbl>
+      <w:tblPr>
+        <w:tblStyle w:val="af"/>
+        <w:tblW w:w="0" w:type="auto"/>
+        <w:tblLook w:val="04A0" w:firstRow="1" w:lastRow="0" w:firstColumn="1" w:lastColumn="0" w:noHBand="0" w:noVBand="1"/>
+      </w:tblPr>
+      <w:tblGrid>
+        <w:gridCol w:w="8302"/>
+      </w:tblGrid>
+      <w:tr>
+        <w:tc>
+          <w:tcPr>
+            <w:tcW w:w="8302" w:type="dxa"/>
+          </w:tcPr>
+          <w:p>
+            <w:pPr>
+              <w:numPr>
+                <w:ilvl w:val="0"/>
+                <w:numId w:val="17"/>
+              </w:numPr>
+            </w:pPr>
+            <w:r>
+              <w:t>先检查整帧长度，必须包含12份完整数据块；长度不对直接返回错误，无法继续按槽位解析。</w:t>
+            </w:r>
+          </w:p>
+          <w:p>
+            <w:pPr>
+              <w:numPr>
+                <w:ilvl w:val="0"/>
+                <w:numId w:val="17"/>
+              </w:numPr>
+            </w:pPr>
+            <w:r>
+              <w:t>遍历档案1～12：</w:t>
+            </w:r>
+          </w:p>
+          <w:p>
+            <w:pPr>
+              <w:numPr>
+                <w:ilvl w:val="1"/>
+                <w:numId w:val="17"/>
+              </w:numPr>
+            </w:pPr>
+            <w:r>
+              <w:t>计划合法：更新并保存。</w:t>
+            </w:r>
+          </w:p>
+          <w:p>
+            <w:pPr>
+              <w:numPr>
+                <w:ilvl w:val="1"/>
+                <w:numId w:val="17"/>
+              </w:numPr>
+            </w:pPr>
+            <w:r>
+              <w:t>有效的“不控制/停止计划”：正常处理，不算异常。</w:t>
+            </w:r>
+          </w:p>
+          <w:p>
+            <w:pPr>
+              <w:numPr>
+                <w:ilvl w:val="1"/>
+                <w:numId w:val="17"/>
+              </w:numPr>
+            </w:pPr>
+            <w:r>
+              <w:t>空档案且两个时段均禁用：跳过，不算异常。</w:t>
+            </w:r>
+          </w:p>
+          <w:p>
+            <w:pPr>
+              <w:numPr>
+                <w:ilvl w:val="1"/>
+                <w:numId w:val="17"/>
+              </w:numPr>
+            </w:pPr>
+            <w:r>
+              <w:t>空档案配置有效时段、时间非法、数值越界、不支持控制等：记录异常，跳过该台，继续后面的档案。</w:t>
+            </w:r>
+          </w:p>
+          <w:p>
+            <w:pPr>
+              <w:numPr>
+                <w:ilvl w:val="1"/>
+                <w:numId w:val="17"/>
+              </w:numPr>
+            </w:pPr>
+            <w:r>
+              <w:rPr>
+                <w:b/>
+                <w:bCs/>
+              </w:rPr>
+              <w:t>跳过只丢弃本次新计划，保留该台原计划，不自动停止旧计划。</w:t>
+            </w:r>
+          </w:p>
+          <w:p>
+            <w:pPr>
+              <w:numPr>
+                <w:ilvl w:val="0"/>
+                <w:numId w:val="17"/>
+              </w:numPr>
+            </w:pPr>
+            <w:r>
+              <w:t>合并保存合法计划；某台更新失败，也继续处理其余档案。</w:t>
+            </w:r>
+          </w:p>
+          <w:p>
+            <w:pPr>
+              <w:numPr>
+                <w:ilvl w:val="0"/>
+                <w:numId w:val="17"/>
+              </w:numPr>
+            </w:pPr>
+            <w:r>
+              <w:t>最后统一应答：</w:t>
+            </w:r>
+          </w:p>
+          <w:p>
+            <w:pPr>
+              <w:numPr>
+                <w:ilvl w:val="1"/>
+                <w:numId w:val="17"/>
+              </w:numPr>
+            </w:pPr>
+            <w:r>
+              <w:t>12个槽位均无异常，且保存成功：正常写应答。</w:t>
+            </w:r>
+          </w:p>
+          <w:p>
+            <w:pPr>
+              <w:numPr>
+                <w:ilvl w:val="1"/>
+                <w:numId w:val="17"/>
+              </w:numPr>
+            </w:pPr>
+            <w:r>
+              <w:t>任意一台异常，或保存失败：异常写应答，错误码 01。</w:t>
+            </w:r>
+          </w:p>
+          <w:p>
+            <w:r>
+              <w:t>错误码 01当前已有定义，可直接复用。异常控制码为 D4H，线上错误字节加33H后为 34H。</w:t>
+            </w:r>
+          </w:p>
+          <w:p>
+            <w:pPr>
+              <w:rPr>
+                <w:rFonts w:hint="eastAsia"/>
+              </w:rPr>
+            </w:pPr>
+          </w:p>
+        </w:tc>
+      </w:tr>
+    </w:tbl>
+    <w:p>
       <w:pPr>
         <w:rPr>
           <w:rFonts w:hint="eastAsia"/>
         </w:rPr>
       </w:pPr>
-      <w:r>
-        <w:tab/>
-      </w:r>
-      <w:r>
-        <w:rPr>
-          <w:rFonts w:hint="eastAsia"/>
-        </w:rPr>
-        <w:t>主站下发的时段比例控，根据档案中对应的协议库，转换成对应的</w:t>
-      </w:r>
-      <w:r>
-        <w:rPr>
-          <w:rFonts w:hint="eastAsia"/>
-        </w:rPr>
-        <w:t>比例</w:t>
-      </w:r>
-      <w:r>
-        <w:rPr>
-          <w:rFonts w:hint="eastAsia"/>
-        </w:rPr>
-        <w:t>格式的时段控，并添加到定时控制队列中</w:t>
+    </w:p>
+    <w:p>
+      <w:pPr>
+        <w:rPr>
+          <w:rFonts w:hint="eastAsia"/>
+        </w:rPr>
+      </w:pPr>
+      <w:r>
+        <w:rPr>
+          <w:rFonts w:hint="eastAsia"/>
+        </w:rPr>
+        <w:t>全控：正确时段控（包括），返回正常应答，部分错误时段控，返回错误哦应答</w:t>
       </w:r>
     </w:p>
     <w:p>
@@ -32478,6 +32670,7 @@
         <w:rPr>
           <w:rFonts w:hint="eastAsia"/>
         </w:rPr>
+        <w:lastRenderedPageBreak/>
         <w:t>如果没有找到对应的协议库，则判定档案无效</w:t>
       </w:r>
     </w:p>
@@ -32702,10 +32895,10 @@
           <w:rFonts w:hint="eastAsia"/>
         </w:rPr>
         <w:object w:dxaOrig="13035" w:dyaOrig="11131" w14:anchorId="68F2507F">
-          <v:shape id="_x0000_i1026" type="#_x0000_t75" style="width:415.35pt;height:354.6pt" o:ole="">
+          <v:shape id="_x0000_i1026" type="#_x0000_t75" style="width:414.9pt;height:354.5pt" o:ole="">
             <v:imagedata r:id="rId16" o:title=""/>
           </v:shape>
-          <o:OLEObject Type="Embed" ProgID="Visio.Drawing.15" ShapeID="_x0000_i1026" DrawAspect="Content" ObjectID="_1850046649" r:id="rId17"/>
+          <o:OLEObject Type="Embed" ProgID="Visio.Drawing.15" ShapeID="_x0000_i1026" DrawAspect="Content" ObjectID="_1853762789" r:id="rId17"/>
         </w:object>
       </w:r>
     </w:p>
@@ -32819,6 +33012,7 @@
           <w:rFonts w:hint="eastAsia"/>
           <w:strike/>
         </w:rPr>
+        <w:lastRenderedPageBreak/>
         <w:t>离线判断：正常通讯后，连续多长时间没有收到合法的响应报文，则认为是离线，</w:t>
       </w:r>
     </w:p>
@@ -32989,14 +33183,7 @@
         <w:rPr>
           <w:rFonts w:hint="eastAsia"/>
         </w:rPr>
-        <w:t>对升级包进行保存、校验、升级，支持断</w:t>
-      </w:r>
-      <w:r>
-        <w:rPr>
-          <w:rFonts w:hint="eastAsia"/>
-        </w:rPr>
-        <w:lastRenderedPageBreak/>
-        <w:t>点续传。</w:t>
+        <w:t>对升级包进行保存、校验、升级，支持断点续传。</w:t>
       </w:r>
     </w:p>
     <w:sectPr>
@@ -33964,6 +34151,123 @@
     </w:lvl>
   </w:abstractNum>
   <w:abstractNum w:abstractNumId="2" w15:restartNumberingAfterBreak="0">
+    <w:nsid w:val="35ED7CDE"/>
+    <w:multiLevelType w:val="multilevel"/>
+    <w:tmpl w:val="6A304CBE"/>
+    <w:lvl w:ilvl="0">
+      <w:start w:val="1"/>
+      <w:numFmt w:val="decimal"/>
+      <w:lvlText w:val="%1."/>
+      <w:lvlJc w:val="left"/>
+      <w:pPr>
+        <w:tabs>
+          <w:tab w:val="num" w:pos="720"/>
+        </w:tabs>
+        <w:ind w:left="720" w:hanging="360"/>
+      </w:pPr>
+    </w:lvl>
+    <w:lvl w:ilvl="1">
+      <w:start w:val="1"/>
+      <w:numFmt w:val="bullet"/>
+      <w:lvlText w:val="o"/>
+      <w:lvlJc w:val="left"/>
+      <w:pPr>
+        <w:tabs>
+          <w:tab w:val="num" w:pos="1440"/>
+        </w:tabs>
+        <w:ind w:left="1440" w:hanging="360"/>
+      </w:pPr>
+      <w:rPr>
+        <w:rFonts w:ascii="Courier New" w:hAnsi="Courier New" w:hint="default"/>
+        <w:sz w:val="20"/>
+      </w:rPr>
+    </w:lvl>
+    <w:lvl w:ilvl="2" w:tentative="1">
+      <w:start w:val="1"/>
+      <w:numFmt w:val="decimal"/>
+      <w:lvlText w:val="%3."/>
+      <w:lvlJc w:val="left"/>
+      <w:pPr>
+        <w:tabs>
+          <w:tab w:val="num" w:pos="2160"/>
+        </w:tabs>
+        <w:ind w:left="2160" w:hanging="360"/>
+      </w:pPr>
+    </w:lvl>
+    <w:lvl w:ilvl="3" w:tentative="1">
+      <w:start w:val="1"/>
+      <w:numFmt w:val="decimal"/>
+      <w:lvlText w:val="%4."/>
+      <w:lvlJc w:val="left"/>
+      <w:pPr>
+        <w:tabs>
+          <w:tab w:val="num" w:pos="2880"/>
+        </w:tabs>
+        <w:ind w:left="2880" w:hanging="360"/>
+      </w:pPr>
+    </w:lvl>
+    <w:lvl w:ilvl="4" w:tentative="1">
+      <w:start w:val="1"/>
+      <w:numFmt w:val="decimal"/>
+      <w:lvlText w:val="%5."/>
+      <w:lvlJc w:val="left"/>
+      <w:pPr>
+        <w:tabs>
+          <w:tab w:val="num" w:pos="3600"/>
+        </w:tabs>
+        <w:ind w:left="3600" w:hanging="360"/>
+      </w:pPr>
+    </w:lvl>
+    <w:lvl w:ilvl="5" w:tentative="1">
+      <w:start w:val="1"/>
+      <w:numFmt w:val="decimal"/>
+      <w:lvlText w:val="%6."/>
+      <w:lvlJc w:val="left"/>
+      <w:pPr>
+        <w:tabs>
+          <w:tab w:val="num" w:pos="4320"/>
+        </w:tabs>
+        <w:ind w:left="4320" w:hanging="360"/>
+      </w:pPr>
+    </w:lvl>
+    <w:lvl w:ilvl="6" w:tentative="1">
+      <w:start w:val="1"/>
+      <w:numFmt w:val="decimal"/>
+      <w:lvlText w:val="%7."/>
+      <w:lvlJc w:val="left"/>
+      <w:pPr>
+        <w:tabs>
+          <w:tab w:val="num" w:pos="5040"/>
+        </w:tabs>
+        <w:ind w:left="5040" w:hanging="360"/>
+      </w:pPr>
+    </w:lvl>
+    <w:lvl w:ilvl="7" w:tentative="1">
+      <w:start w:val="1"/>
+      <w:numFmt w:val="decimal"/>
+      <w:lvlText w:val="%8."/>
+      <w:lvlJc w:val="left"/>
+      <w:pPr>
+        <w:tabs>
+          <w:tab w:val="num" w:pos="5760"/>
+        </w:tabs>
+        <w:ind w:left="5760" w:hanging="360"/>
+      </w:pPr>
+    </w:lvl>
+    <w:lvl w:ilvl="8" w:tentative="1">
+      <w:start w:val="1"/>
+      <w:numFmt w:val="decimal"/>
+      <w:lvlText w:val="%9."/>
+      <w:lvlJc w:val="left"/>
+      <w:pPr>
+        <w:tabs>
+          <w:tab w:val="num" w:pos="6480"/>
+        </w:tabs>
+        <w:ind w:left="6480" w:hanging="360"/>
+      </w:pPr>
+    </w:lvl>
+  </w:abstractNum>
+  <w:abstractNum w:abstractNumId="3" w15:restartNumberingAfterBreak="0">
     <w:nsid w:val="3E9B77DC"/>
     <w:multiLevelType w:val="hybridMultilevel"/>
     <w:tmpl w:val="A63E2376"/>
@@ -34052,7 +34356,7 @@
       </w:pPr>
     </w:lvl>
   </w:abstractNum>
-  <w:abstractNum w:abstractNumId="3" w15:restartNumberingAfterBreak="0">
+  <w:abstractNum w:abstractNumId="4" w15:restartNumberingAfterBreak="0">
     <w:nsid w:val="47DF0908"/>
     <w:multiLevelType w:val="hybridMultilevel"/>
     <w:tmpl w:val="B81E077A"/>
@@ -34141,7 +34445,7 @@
       </w:pPr>
     </w:lvl>
   </w:abstractNum>
-  <w:abstractNum w:abstractNumId="4" w15:restartNumberingAfterBreak="0">
+  <w:abstractNum w:abstractNumId="5" w15:restartNumberingAfterBreak="0">
     <w:nsid w:val="5018673B"/>
     <w:multiLevelType w:val="multilevel"/>
     <w:tmpl w:val="3DDCB16E"/>
@@ -34268,7 +34572,7 @@
       </w:rPr>
     </w:lvl>
   </w:abstractNum>
-  <w:abstractNum w:abstractNumId="5" w15:restartNumberingAfterBreak="0">
+  <w:abstractNum w:abstractNumId="6" w15:restartNumberingAfterBreak="0">
     <w:nsid w:val="6F53189F"/>
     <w:multiLevelType w:val="hybridMultilevel"/>
     <w:tmpl w:val="9AEA713E"/>
@@ -34358,52 +34662,52 @@
     </w:lvl>
   </w:abstractNum>
   <w:num w:numId="1" w16cid:durableId="1637493815">
-    <w:abstractNumId w:val="4"/>
+    <w:abstractNumId w:val="5"/>
   </w:num>
   <w:num w:numId="2" w16cid:durableId="102578728">
-    <w:abstractNumId w:val="4"/>
+    <w:abstractNumId w:val="5"/>
   </w:num>
   <w:num w:numId="3" w16cid:durableId="868563873">
-    <w:abstractNumId w:val="4"/>
+    <w:abstractNumId w:val="5"/>
   </w:num>
   <w:num w:numId="4" w16cid:durableId="900559467">
-    <w:abstractNumId w:val="4"/>
+    <w:abstractNumId w:val="5"/>
   </w:num>
   <w:num w:numId="5" w16cid:durableId="1482234219">
-    <w:abstractNumId w:val="4"/>
+    <w:abstractNumId w:val="5"/>
   </w:num>
   <w:num w:numId="6" w16cid:durableId="1765491245">
-    <w:abstractNumId w:val="4"/>
+    <w:abstractNumId w:val="5"/>
   </w:num>
   <w:num w:numId="7" w16cid:durableId="1668291583">
-    <w:abstractNumId w:val="4"/>
+    <w:abstractNumId w:val="5"/>
   </w:num>
   <w:num w:numId="8" w16cid:durableId="1507289120">
-    <w:abstractNumId w:val="4"/>
+    <w:abstractNumId w:val="5"/>
   </w:num>
   <w:num w:numId="9" w16cid:durableId="1013918764">
-    <w:abstractNumId w:val="4"/>
+    <w:abstractNumId w:val="5"/>
   </w:num>
   <w:num w:numId="10" w16cid:durableId="259263405">
-    <w:abstractNumId w:val="4"/>
+    <w:abstractNumId w:val="5"/>
   </w:num>
   <w:num w:numId="11" w16cid:durableId="1212614220">
-    <w:abstractNumId w:val="5"/>
+    <w:abstractNumId w:val="6"/>
   </w:num>
   <w:num w:numId="12" w16cid:durableId="907694959">
-    <w:abstractNumId w:val="3"/>
+    <w:abstractNumId w:val="4"/>
   </w:num>
   <w:num w:numId="13" w16cid:durableId="1580795134">
     <w:abstractNumId w:val="0"/>
   </w:num>
   <w:num w:numId="14" w16cid:durableId="2061900698">
-    <w:abstractNumId w:val="2"/>
+    <w:abstractNumId w:val="3"/>
   </w:num>
   <w:num w:numId="15" w16cid:durableId="1550537120">
     <w:abstractNumId w:val="1"/>
   </w:num>
   <w:num w:numId="16" w16cid:durableId="1642811596">
-    <w:abstractNumId w:val="4"/>
+    <w:abstractNumId w:val="5"/>
     <w:lvlOverride w:ilvl="0">
       <w:startOverride w:val="1"/>
     </w:lvlOverride>
@@ -34431,6 +34735,9 @@
     <w:lvlOverride w:ilvl="8">
       <w:startOverride w:val="1"/>
     </w:lvlOverride>
+  </w:num>
+  <w:num w:numId="17" w16cid:durableId="1132669380">
+    <w:abstractNumId w:val="2"/>
   </w:num>
 </w:numbering>
 </file>
@@ -35063,7 +35370,6 @@
   <w:style w:type="character" w:default="1" w:styleId="a0">
     <w:name w:val="Default Paragraph Font"/>
     <w:uiPriority w:val="1"/>
-    <w:semiHidden/>
     <w:unhideWhenUsed/>
   </w:style>
   <w:style w:type="table" w:default="1" w:styleId="a1">

--- a/doc/5、开发文档/协议转换单元软件开发设计.docx
+++ b/doc/5、开发文档/协议转换单元软件开发设计.docx
@@ -2064,10 +2064,10 @@
             <v:path o:extrusionok="f" gradientshapeok="t" o:connecttype="rect"/>
             <o:lock v:ext="edit" aspectratio="t"/>
           </v:shapetype>
-          <v:shape id="_x0000_i1025" type="#_x0000_t75" style="width:505.85pt;height:364.25pt" o:ole="">
+          <v:shape id="_x0000_i1025" type="#_x0000_t75" style="width:506pt;height:364.65pt" o:ole="">
             <v:imagedata r:id="rId8" o:title=""/>
           </v:shape>
-          <o:OLEObject Type="Embed" ProgID="Visio.Drawing.15" ShapeID="_x0000_i1025" DrawAspect="Content" ObjectID="_1853762788" r:id="rId9"/>
+          <o:OLEObject Type="Embed" ProgID="Visio.Drawing.15" ShapeID="_x0000_i1025" DrawAspect="Content" ObjectID="_1853932075" r:id="rId9"/>
         </w:object>
       </w:r>
     </w:p>
@@ -11726,30 +11726,21 @@
     <w:p>
       <w:pPr>
         <w:pStyle w:val="3"/>
-        <w:rPr>
-          <w:rFonts w:hint="eastAsia"/>
-        </w:rPr>
       </w:pPr>
       <w:bookmarkStart w:id="14" w:name="_Toc236923393"/>
       <w:r>
         <w:rPr>
           <w:rFonts w:hint="eastAsia"/>
         </w:rPr>
-        <w:t>档案管理</w:t>
-      </w:r>
-      <w:bookmarkEnd w:id="14"/>
+        <w:t>自动识别</w:t>
+      </w:r>
     </w:p>
     <w:p>
-      <w:pPr>
-        <w:rPr>
-          <w:rFonts w:hint="eastAsia"/>
-        </w:rPr>
-      </w:pPr>
-      <w:r>
-        <w:rPr>
-          <w:rFonts w:hint="eastAsia"/>
-        </w:rPr>
-        <w:t>逆变器档案数据格式：</w:t>
+      <w:r>
+        <w:rPr>
+          <w:rFonts w:hint="eastAsia"/>
+        </w:rPr>
+        <w:t>上电自动识别</w:t>
       </w:r>
     </w:p>
     <w:tbl>
@@ -11768,6 +11759,313 @@
           </w:tcPr>
           <w:p>
             <w:pPr>
+              <w:rPr>
+                <w:rFonts w:hint="eastAsia"/>
+              </w:rPr>
+            </w:pPr>
+            <w:r>
+              <w:rPr>
+                <w:rFonts w:hint="eastAsia"/>
+              </w:rPr>
+              <w:lastRenderedPageBreak/>
+              <w:t>系统启动</w:t>
+            </w:r>
+          </w:p>
+          <w:p>
+            <w:pPr>
+              <w:rPr>
+                <w:rFonts w:hint="eastAsia"/>
+              </w:rPr>
+            </w:pPr>
+            <w:r>
+              <w:rPr>
+                <w:rFonts w:hint="eastAsia"/>
+              </w:rPr>
+              <w:t xml:space="preserve">  ↓</w:t>
+            </w:r>
+          </w:p>
+          <w:p>
+            <w:pPr>
+              <w:rPr>
+                <w:rFonts w:hint="eastAsia"/>
+              </w:rPr>
+            </w:pPr>
+            <w:r>
+              <w:rPr>
+                <w:rFonts w:hint="eastAsia"/>
+              </w:rPr>
+              <w:t>加载协议库 → 加载已有档案</w:t>
+            </w:r>
+          </w:p>
+          <w:p>
+            <w:pPr>
+              <w:rPr>
+                <w:rFonts w:hint="eastAsia"/>
+              </w:rPr>
+            </w:pPr>
+            <w:r>
+              <w:rPr>
+                <w:rFonts w:hint="eastAsia"/>
+              </w:rPr>
+              <w:t xml:space="preserve">  ↓</w:t>
+            </w:r>
+          </w:p>
+          <w:p>
+            <w:pPr>
+              <w:rPr>
+                <w:rFonts w:hint="eastAsia"/>
+              </w:rPr>
+            </w:pPr>
+            <w:r>
+              <w:rPr>
+                <w:rFonts w:hint="eastAsia"/>
+              </w:rPr>
+              <w:t>检查3个南向端口是否已有档案</w:t>
+            </w:r>
+          </w:p>
+          <w:p>
+            <w:pPr>
+              <w:rPr>
+                <w:rFonts w:hint="eastAsia"/>
+              </w:rPr>
+            </w:pPr>
+            <w:r>
+              <w:rPr>
+                <w:rFonts w:hint="eastAsia"/>
+              </w:rPr>
+              <w:t xml:space="preserve">  ├─ 已有档案：跳过识别，直接进入周期抄读</w:t>
+            </w:r>
+          </w:p>
+          <w:p>
+            <w:pPr>
+              <w:rPr>
+                <w:rFonts w:hint="eastAsia"/>
+              </w:rPr>
+            </w:pPr>
+            <w:r>
+              <w:rPr>
+                <w:rFonts w:hint="eastAsia"/>
+              </w:rPr>
+              <w:t xml:space="preserve">  └─ 没有档案：启动该端口的自动识别</w:t>
+            </w:r>
+          </w:p>
+          <w:p>
+            <w:pPr>
+              <w:rPr>
+                <w:rFonts w:hint="eastAsia"/>
+              </w:rPr>
+            </w:pPr>
+            <w:r>
+              <w:rPr>
+                <w:rFonts w:hint="eastAsia"/>
+              </w:rPr>
+              <w:t xml:space="preserve">          ↓</w:t>
+            </w:r>
+          </w:p>
+          <w:p>
+            <w:pPr>
+              <w:rPr>
+                <w:rFonts w:hint="eastAsia"/>
+              </w:rPr>
+            </w:pPr>
+            <w:r>
+              <w:rPr>
+                <w:rFonts w:hint="eastAsia"/>
+              </w:rPr>
+              <w:t xml:space="preserve">      地址探测（1～10）</w:t>
+            </w:r>
+          </w:p>
+          <w:p>
+            <w:pPr>
+              <w:rPr>
+                <w:rFonts w:hint="eastAsia"/>
+              </w:rPr>
+            </w:pPr>
+            <w:r>
+              <w:rPr>
+                <w:rFonts w:hint="eastAsia"/>
+              </w:rPr>
+              <w:t xml:space="preserve">          ↓</w:t>
+            </w:r>
+          </w:p>
+          <w:p>
+            <w:pPr>
+              <w:rPr>
+                <w:rFonts w:hint="eastAsia"/>
+              </w:rPr>
+            </w:pPr>
+            <w:r>
+              <w:rPr>
+                <w:rFonts w:hint="eastAsia"/>
+              </w:rPr>
+              <w:t xml:space="preserve">      锁定第一个有响应的地址</w:t>
+            </w:r>
+          </w:p>
+          <w:p>
+            <w:pPr>
+              <w:rPr>
+                <w:rFonts w:hint="eastAsia"/>
+              </w:rPr>
+            </w:pPr>
+            <w:r>
+              <w:rPr>
+                <w:rFonts w:hint="eastAsia"/>
+              </w:rPr>
+              <w:t xml:space="preserve">          ↓</w:t>
+            </w:r>
+          </w:p>
+          <w:p>
+            <w:pPr>
+              <w:rPr>
+                <w:rFonts w:hint="eastAsia"/>
+              </w:rPr>
+            </w:pPr>
+            <w:r>
+              <w:rPr>
+                <w:rFonts w:hint="eastAsia"/>
+              </w:rPr>
+              <w:t xml:space="preserve">      遍历协议库，读取各协议的特征寄存器</w:t>
+            </w:r>
+          </w:p>
+          <w:p>
+            <w:pPr>
+              <w:rPr>
+                <w:rFonts w:hint="eastAsia"/>
+              </w:rPr>
+            </w:pPr>
+            <w:r>
+              <w:rPr>
+                <w:rFonts w:hint="eastAsia"/>
+              </w:rPr>
+              <w:t xml:space="preserve">          ↓</w:t>
+            </w:r>
+          </w:p>
+          <w:p>
+            <w:pPr>
+              <w:rPr>
+                <w:rFonts w:hint="eastAsia"/>
+              </w:rPr>
+            </w:pPr>
+            <w:r>
+              <w:rPr>
+                <w:rFonts w:hint="eastAsia"/>
+              </w:rPr>
+              <w:t xml:space="preserve">      特征值落入配置范围</w:t>
+            </w:r>
+          </w:p>
+          <w:p>
+            <w:pPr>
+              <w:rPr>
+                <w:rFonts w:hint="eastAsia"/>
+              </w:rPr>
+            </w:pPr>
+            <w:r>
+              <w:rPr>
+                <w:rFonts w:hint="eastAsia"/>
+              </w:rPr>
+              <w:t xml:space="preserve">          ↓</w:t>
+            </w:r>
+          </w:p>
+          <w:p>
+            <w:pPr>
+              <w:rPr>
+                <w:rFonts w:hint="eastAsia"/>
+              </w:rPr>
+            </w:pPr>
+            <w:r>
+              <w:rPr>
+                <w:rFonts w:hint="eastAsia"/>
+              </w:rPr>
+              <w:t xml:space="preserve">      自动建档并保存Flash</w:t>
+            </w:r>
+          </w:p>
+          <w:p>
+            <w:pPr>
+              <w:rPr>
+                <w:rFonts w:hint="eastAsia"/>
+              </w:rPr>
+            </w:pPr>
+            <w:r>
+              <w:rPr>
+                <w:rFonts w:hint="eastAsia"/>
+              </w:rPr>
+              <w:t xml:space="preserve">          ↓</w:t>
+            </w:r>
+          </w:p>
+          <w:p>
+            <w:pPr>
+              <w:rPr>
+                <w:rFonts w:hint="eastAsia"/>
+              </w:rPr>
+            </w:pPr>
+            <w:r>
+              <w:rPr>
+                <w:rFonts w:hint="eastAsia"/>
+              </w:rPr>
+              <w:t xml:space="preserve">      停止识别，开放周期抄读/实时控制</w:t>
+            </w:r>
+          </w:p>
+        </w:tc>
+      </w:tr>
+    </w:tbl>
+    <w:p>
+      <w:pPr>
+        <w:rPr>
+          <w:rFonts w:hint="eastAsia"/>
+        </w:rPr>
+      </w:pPr>
+    </w:p>
+    <w:p>
+      <w:pPr>
+        <w:rPr>
+          <w:rFonts w:hint="eastAsia"/>
+        </w:rPr>
+      </w:pPr>
+    </w:p>
+    <w:p>
+      <w:pPr>
+        <w:pStyle w:val="3"/>
+        <w:rPr>
+          <w:rFonts w:hint="eastAsia"/>
+        </w:rPr>
+      </w:pPr>
+      <w:r>
+        <w:rPr>
+          <w:rFonts w:hint="eastAsia"/>
+        </w:rPr>
+        <w:t>档案管理</w:t>
+      </w:r>
+      <w:bookmarkEnd w:id="14"/>
+    </w:p>
+    <w:p>
+      <w:pPr>
+        <w:rPr>
+          <w:rFonts w:hint="eastAsia"/>
+        </w:rPr>
+      </w:pPr>
+      <w:r>
+        <w:rPr>
+          <w:rFonts w:hint="eastAsia"/>
+        </w:rPr>
+        <w:t>逆变器档案数据格式：</w:t>
+      </w:r>
+    </w:p>
+    <w:tbl>
+      <w:tblPr>
+        <w:tblStyle w:val="af"/>
+        <w:tblW w:w="0" w:type="auto"/>
+        <w:tblLook w:val="04A0" w:firstRow="1" w:lastRow="0" w:firstColumn="1" w:lastColumn="0" w:noHBand="0" w:noVBand="1"/>
+      </w:tblPr>
+      <w:tblGrid>
+        <w:gridCol w:w="8302"/>
+      </w:tblGrid>
+      <w:tr>
+        <w:tc>
+          <w:tcPr>
+            <w:tcW w:w="8302" w:type="dxa"/>
+          </w:tcPr>
+          <w:p>
+            <w:pPr>
               <w:widowControl/>
               <w:shd w:val="clear" w:color="auto" w:fill="F5F5F5"/>
               <w:snapToGrid/>
@@ -11786,7 +12084,6 @@
                 <w:sz w:val="21"/>
                 <w:szCs w:val="21"/>
               </w:rPr>
-              <w:lastRenderedPageBreak/>
               <w:t>#</w:t>
             </w:r>
             <w:r>
@@ -12715,6 +13012,7 @@
                 <w:sz w:val="21"/>
                 <w:szCs w:val="21"/>
               </w:rPr>
+              <w:lastRenderedPageBreak/>
               <w:t xml:space="preserve">/* </w:t>
             </w:r>
             <w:r>
@@ -13840,6 +14138,7 @@
         <w:rPr>
           <w:rFonts w:hint="eastAsia"/>
         </w:rPr>
+        <w:lastRenderedPageBreak/>
         <w:t>上电将从外部Flash中读取12个逆变器档案</w:t>
       </w:r>
       <w:r>
@@ -13998,14 +14297,7 @@
         <w:rPr>
           <w:rFonts w:hint="eastAsia"/>
         </w:rPr>
-        <w:t>如果没找到协</w:t>
-      </w:r>
-      <w:r>
-        <w:rPr>
-          <w:rFonts w:hint="eastAsia"/>
-        </w:rPr>
-        <w:lastRenderedPageBreak/>
-        <w:t>议库，则认为档案失效</w:t>
+        <w:t>如果没找到协议库，则认为档案失效</w:t>
       </w:r>
       <w:r>
         <w:rPr>
@@ -14132,6 +14424,7 @@
         <w:rPr>
           <w:noProof/>
         </w:rPr>
+        <w:lastRenderedPageBreak/>
         <w:drawing>
           <wp:inline distT="0" distB="0" distL="0" distR="0" wp14:anchorId="5FA1F788" wp14:editId="063BDAD4">
             <wp:extent cx="5278120" cy="2303780"/>
@@ -15057,14 +15350,7 @@
         <w:rPr>
           <w:rFonts w:hint="eastAsia"/>
         </w:rPr>
-        <w:t>，实时更新到周期抄读数据</w:t>
-      </w:r>
-      <w:r>
-        <w:rPr>
-          <w:rFonts w:hint="eastAsia"/>
-        </w:rPr>
-        <w:lastRenderedPageBreak/>
-        <w:t>中</w:t>
+        <w:t>，实时更新到周期抄读数据中</w:t>
       </w:r>
       <w:r>
         <w:rPr>
@@ -15202,6 +15488,7 @@
                 <w:szCs w:val="18"/>
                 <w14:ligatures w14:val="none"/>
               </w:rPr>
+              <w:lastRenderedPageBreak/>
               <w:t>数据标识</w:t>
             </w:r>
           </w:p>
@@ -26273,7 +26560,6 @@
         <w:rPr>
           <w:rFonts w:hint="eastAsia"/>
         </w:rPr>
-        <w:lastRenderedPageBreak/>
         <w:t>协议库数据格式：</w:t>
       </w:r>
     </w:p>
@@ -26455,6 +26741,7 @@
                 <w:sz w:val="21"/>
                 <w:szCs w:val="21"/>
               </w:rPr>
+              <w:lastRenderedPageBreak/>
               <w:t xml:space="preserve">     * </w:t>
             </w:r>
             <w:r>
@@ -28477,7 +28764,6 @@
                 <w:sz w:val="21"/>
                 <w:szCs w:val="21"/>
               </w:rPr>
-              <w:lastRenderedPageBreak/>
               <w:t xml:space="preserve">    </w:t>
             </w:r>
             <w:r>
@@ -28749,6 +29035,7 @@
                 <w:sz w:val="21"/>
                 <w:szCs w:val="21"/>
               </w:rPr>
+              <w:lastRenderedPageBreak/>
               <w:t>}</w:t>
             </w:r>
             <w:r>
@@ -30263,7 +30550,6 @@
                 <w:sz w:val="21"/>
                 <w:szCs w:val="21"/>
               </w:rPr>
-              <w:lastRenderedPageBreak/>
               <w:t xml:space="preserve">    </w:t>
             </w:r>
             <w:r>
@@ -30480,6 +30766,7 @@
                 <w:sz w:val="21"/>
                 <w:szCs w:val="21"/>
               </w:rPr>
+              <w:lastRenderedPageBreak/>
               <w:t xml:space="preserve">    </w:t>
             </w:r>
             <w:r>
@@ -31432,14 +31719,7 @@
         <w:rPr>
           <w:rFonts w:hint="eastAsia"/>
         </w:rPr>
-        <w:t>如果根据档案中的厂家名称和规约版本，在对应没有找到对应的协议库，</w:t>
-      </w:r>
-      <w:r>
-        <w:rPr>
-          <w:rFonts w:hint="eastAsia"/>
-        </w:rPr>
-        <w:lastRenderedPageBreak/>
-        <w:t>则</w:t>
+        <w:t>如果根据档案中的厂家名称和规约版本，在对应没有找到对应的协议库，则</w:t>
       </w:r>
       <w:r>
         <w:rPr>
@@ -31525,6 +31805,7 @@
         <w:rPr>
           <w:rFonts w:hint="eastAsia"/>
         </w:rPr>
+        <w:lastRenderedPageBreak/>
         <w:t xml:space="preserve">变量类数据：档案无效的，读取出来的值为0xFF </w:t>
       </w:r>
     </w:p>
@@ -32039,14 +32320,7 @@
         <w:rPr>
           <w:rFonts w:hint="eastAsia"/>
         </w:rPr>
-        <w:t>，需进行协议转换，上行收到的DLT645报文，解析出来的控制数值，根据档案中对应的协议库，转换成对应下行的控制数值，组成Modbus报</w:t>
-      </w:r>
-      <w:r>
-        <w:rPr>
-          <w:rFonts w:hint="eastAsia"/>
-        </w:rPr>
-        <w:lastRenderedPageBreak/>
-        <w:t>文，下发下行的控制报文，根据下行的回复报文，组DLT645上行回复报文。（注意超时时间）</w:t>
+        <w:t>，需进行协议转换，上行收到的DLT645报文，解析出来的控制数值，根据档案中对应的协议库，转换成对应下行的控制数值，组成Modbus报文，下发下行的控制报文，根据下行的回复报文，组DLT645上行回复报文。（注意超时时间）</w:t>
       </w:r>
     </w:p>
     <w:p>
@@ -32076,6 +32350,7 @@
           <w:rFonts w:hint="eastAsia"/>
           <w:color w:val="EE0000"/>
         </w:rPr>
+        <w:lastRenderedPageBreak/>
         <w:t>主站下发数值控，如果协议库未配置数值控的寄存器信息，则转成比例控，相反。。。</w:t>
       </w:r>
     </w:p>
@@ -32294,7 +32569,6 @@
         <w:rPr>
           <w:rFonts w:hint="eastAsia"/>
         </w:rPr>
-        <w:lastRenderedPageBreak/>
         <w:t>通过传下的有效信息：645传的指定档案编号、时段1、时段2、值1、值2</w:t>
       </w:r>
       <w:r>
@@ -32324,7 +32598,16 @@
           <w:b/>
           <w:bCs/>
         </w:rPr>
-        <w:t>数值控和比例控均支持互换，如果数值控不支持，则切换为比例控，如果比例控不支持，则切换为数值控，如果都不支持，则返回错误</w:t>
+        <w:t>数值控和比例控均支持互换，如果数值控不支持，则切换为比例控，如果</w:t>
+      </w:r>
+      <w:r>
+        <w:rPr>
+          <w:rFonts w:hint="eastAsia"/>
+          <w:b/>
+          <w:bCs/>
+        </w:rPr>
+        <w:lastRenderedPageBreak/>
+        <w:t>比例控不支持，则切换为数值控，如果都不支持，则返回错误</w:t>
       </w:r>
       <w:r>
         <w:rPr>
@@ -32334,6 +32617,11 @@
       </w:r>
     </w:p>
     <w:p>
+      <w:pPr>
+        <w:rPr>
+          <w:rFonts w:hint="eastAsia"/>
+        </w:rPr>
+      </w:pPr>
       <w:r>
         <w:tab/>
       </w:r>
@@ -32357,6 +32645,11 @@
       </w:r>
     </w:p>
     <w:p>
+      <w:pPr>
+        <w:rPr>
+          <w:rFonts w:hint="eastAsia"/>
+        </w:rPr>
+      </w:pPr>
       <w:r>
         <w:rPr>
           <w:rFonts w:hint="eastAsia"/>
@@ -32384,6 +32677,9 @@
                 <w:ilvl w:val="0"/>
                 <w:numId w:val="17"/>
               </w:numPr>
+              <w:rPr>
+                <w:rFonts w:hint="eastAsia"/>
+              </w:rPr>
             </w:pPr>
             <w:r>
               <w:t>先检查整帧长度，必须包含12份完整数据块；长度不对直接返回错误，无法继续按槽位解析。</w:t>
@@ -32395,6 +32691,9 @@
                 <w:ilvl w:val="0"/>
                 <w:numId w:val="17"/>
               </w:numPr>
+              <w:rPr>
+                <w:rFonts w:hint="eastAsia"/>
+              </w:rPr>
             </w:pPr>
             <w:r>
               <w:t>遍历档案1～12：</w:t>
@@ -32406,6 +32705,9 @@
                 <w:ilvl w:val="1"/>
                 <w:numId w:val="17"/>
               </w:numPr>
+              <w:rPr>
+                <w:rFonts w:hint="eastAsia"/>
+              </w:rPr>
             </w:pPr>
             <w:r>
               <w:t>计划合法：更新并保存。</w:t>
@@ -32417,6 +32719,9 @@
                 <w:ilvl w:val="1"/>
                 <w:numId w:val="17"/>
               </w:numPr>
+              <w:rPr>
+                <w:rFonts w:hint="eastAsia"/>
+              </w:rPr>
             </w:pPr>
             <w:r>
               <w:t>有效的“不控制/停止计划”：正常处理，不算异常。</w:t>
@@ -32428,6 +32733,9 @@
                 <w:ilvl w:val="1"/>
                 <w:numId w:val="17"/>
               </w:numPr>
+              <w:rPr>
+                <w:rFonts w:hint="eastAsia"/>
+              </w:rPr>
             </w:pPr>
             <w:r>
               <w:t>空档案且两个时段均禁用：跳过，不算异常。</w:t>
@@ -32439,6 +32747,9 @@
                 <w:ilvl w:val="1"/>
                 <w:numId w:val="17"/>
               </w:numPr>
+              <w:rPr>
+                <w:rFonts w:hint="eastAsia"/>
+              </w:rPr>
             </w:pPr>
             <w:r>
               <w:t>空档案配置有效时段、时间非法、数值越界、不支持控制等：记录异常，跳过该台，继续后面的档案。</w:t>
@@ -32450,6 +32761,9 @@
                 <w:ilvl w:val="1"/>
                 <w:numId w:val="17"/>
               </w:numPr>
+              <w:rPr>
+                <w:rFonts w:hint="eastAsia"/>
+              </w:rPr>
             </w:pPr>
             <w:r>
               <w:rPr>
@@ -32465,6 +32779,9 @@
                 <w:ilvl w:val="0"/>
                 <w:numId w:val="17"/>
               </w:numPr>
+              <w:rPr>
+                <w:rFonts w:hint="eastAsia"/>
+              </w:rPr>
             </w:pPr>
             <w:r>
               <w:t>合并保存合法计划；某台更新失败，也继续处理其余档案。</w:t>
@@ -32476,6 +32793,9 @@
                 <w:ilvl w:val="0"/>
                 <w:numId w:val="17"/>
               </w:numPr>
+              <w:rPr>
+                <w:rFonts w:hint="eastAsia"/>
+              </w:rPr>
             </w:pPr>
             <w:r>
               <w:t>最后统一应答：</w:t>
@@ -32487,6 +32807,9 @@
                 <w:ilvl w:val="1"/>
                 <w:numId w:val="17"/>
               </w:numPr>
+              <w:rPr>
+                <w:rFonts w:hint="eastAsia"/>
+              </w:rPr>
             </w:pPr>
             <w:r>
               <w:t>12个槽位均无异常，且保存成功：正常写应答。</w:t>
@@ -32498,12 +32821,20 @@
                 <w:ilvl w:val="1"/>
                 <w:numId w:val="17"/>
               </w:numPr>
+              <w:rPr>
+                <w:rFonts w:hint="eastAsia"/>
+              </w:rPr>
             </w:pPr>
             <w:r>
               <w:t>任意一台异常，或保存失败：异常写应答，错误码 01。</w:t>
             </w:r>
           </w:p>
           <w:p>
+            <w:pPr>
+              <w:rPr>
+                <w:rFonts w:hint="eastAsia"/>
+              </w:rPr>
+            </w:pPr>
             <w:r>
               <w:t>错误码 01当前已有定义，可直接复用。异常控制码为 D4H，线上错误字节加33H后为 34H。</w:t>
             </w:r>
@@ -32670,7 +33001,6 @@
         <w:rPr>
           <w:rFonts w:hint="eastAsia"/>
         </w:rPr>
-        <w:lastRenderedPageBreak/>
         <w:t>如果没有找到对应的协议库，则判定档案无效</w:t>
       </w:r>
     </w:p>
@@ -32767,6 +33097,7 @@
         <w:rPr>
           <w:rFonts w:hint="eastAsia"/>
         </w:rPr>
+        <w:lastRenderedPageBreak/>
         <w:t>轮询所有物理端口，</w:t>
       </w:r>
       <w:r>
@@ -32895,10 +33226,10 @@
           <w:rFonts w:hint="eastAsia"/>
         </w:rPr>
         <w:object w:dxaOrig="13035" w:dyaOrig="11131" w14:anchorId="68F2507F">
-          <v:shape id="_x0000_i1026" type="#_x0000_t75" style="width:414.9pt;height:354.5pt" o:ole="">
+          <v:shape id="_x0000_i1026" type="#_x0000_t75" style="width:415.35pt;height:354.65pt" o:ole="">
             <v:imagedata r:id="rId16" o:title=""/>
           </v:shape>
-          <o:OLEObject Type="Embed" ProgID="Visio.Drawing.15" ShapeID="_x0000_i1026" DrawAspect="Content" ObjectID="_1853762789" r:id="rId17"/>
+          <o:OLEObject Type="Embed" ProgID="Visio.Drawing.15" ShapeID="_x0000_i1026" DrawAspect="Content" ObjectID="_1853932076" r:id="rId17"/>
         </w:object>
       </w:r>
     </w:p>
@@ -33012,7 +33343,6 @@
           <w:rFonts w:hint="eastAsia"/>
           <w:strike/>
         </w:rPr>
-        <w:lastRenderedPageBreak/>
         <w:t>离线判断：正常通讯后，连续多长时间没有收到合法的响应报文，则认为是离线，</w:t>
       </w:r>
     </w:p>
@@ -33057,6 +33387,7 @@
         <w:rPr>
           <w:rFonts w:hint="eastAsia"/>
         </w:rPr>
+        <w:lastRenderedPageBreak/>
         <w:t>控制</w:t>
       </w:r>
     </w:p>
@@ -33185,6 +33516,13 @@
         </w:rPr>
         <w:t>对升级包进行保存、校验、升级，支持断点续传。</w:t>
       </w:r>
+    </w:p>
+    <w:p>
+      <w:pPr>
+        <w:rPr>
+          <w:rFonts w:hint="eastAsia"/>
+        </w:rPr>
+      </w:pPr>
     </w:p>
     <w:sectPr>
       <w:pgSz w:w="11906" w:h="16838"/>
@@ -35370,6 +35708,7 @@
   <w:style w:type="character" w:default="1" w:styleId="a0">
     <w:name w:val="Default Paragraph Font"/>
     <w:uiPriority w:val="1"/>
+    <w:semiHidden/>
     <w:unhideWhenUsed/>
   </w:style>
   <w:style w:type="table" w:default="1" w:styleId="a1">

--- a/doc/5、开发文档/协议转换单元软件开发设计.docx
+++ b/doc/5、开发文档/协议转换单元软件开发设计.docx
@@ -2064,10 +2064,10 @@
             <v:path o:extrusionok="f" gradientshapeok="t" o:connecttype="rect"/>
             <o:lock v:ext="edit" aspectratio="t"/>
           </v:shapetype>
-          <v:shape id="_x0000_i1025" type="#_x0000_t75" style="width:506pt;height:364.65pt" o:ole="">
+          <v:shape id="_x0000_i1025" type="#_x0000_t75" style="width:506.05pt;height:364.9pt" o:ole="">
             <v:imagedata r:id="rId8" o:title=""/>
           </v:shape>
-          <o:OLEObject Type="Embed" ProgID="Visio.Drawing.15" ShapeID="_x0000_i1025" DrawAspect="Content" ObjectID="_1853932075" r:id="rId9"/>
+          <o:OLEObject Type="Embed" ProgID="Visio.Drawing.15" ShapeID="_x0000_i1025" DrawAspect="Content" ObjectID="_1854001352" r:id="rId9"/>
         </w:object>
       </w:r>
     </w:p>
@@ -11726,6 +11726,9 @@
     <w:p>
       <w:pPr>
         <w:pStyle w:val="3"/>
+        <w:rPr>
+          <w:rFonts w:hint="eastAsia"/>
+        </w:rPr>
       </w:pPr>
       <w:bookmarkStart w:id="14" w:name="_Toc236923393"/>
       <w:r>
@@ -11736,6 +11739,11 @@
       </w:r>
     </w:p>
     <w:p>
+      <w:pPr>
+        <w:rPr>
+          <w:rFonts w:hint="eastAsia"/>
+        </w:rPr>
+      </w:pPr>
       <w:r>
         <w:rPr>
           <w:rFonts w:hint="eastAsia"/>
@@ -32026,6 +32034,206 @@
           <w:rFonts w:hint="eastAsia"/>
         </w:rPr>
       </w:pPr>
+      <w:r>
+        <w:rPr>
+          <w:rFonts w:hint="eastAsia"/>
+        </w:rPr>
+        <w:t>时段控</w:t>
+      </w:r>
+    </w:p>
+    <w:p>
+      <w:pPr>
+        <w:ind w:firstLine="420"/>
+        <w:rPr>
+          <w:rFonts w:hint="eastAsia"/>
+        </w:rPr>
+      </w:pPr>
+      <w:r>
+        <w:t>每台逆变器保存一份“当天、最多两个时段”的有功调控计划；到开始时间下发调控，到结束时间恢复100%功率；通信失败按1分钟重试，新时间节点优先，跨天清除旧计划。</w:t>
+      </w:r>
+    </w:p>
+    <w:p>
+      <w:pPr>
+        <w:ind w:firstLine="420"/>
+        <w:rPr>
+          <w:rFonts w:hint="eastAsia"/>
+        </w:rPr>
+      </w:pPr>
+      <w:r>
+        <w:t>12个逆变器档案分别有自己的两个控制时段</w:t>
+      </w:r>
+      <w:r>
+        <w:rPr>
+          <w:rFonts w:hint="eastAsia"/>
+        </w:rPr>
+        <w:t>、</w:t>
+      </w:r>
+      <w:r>
+        <w:t>调控方式和调控值</w:t>
+      </w:r>
+      <w:r>
+        <w:rPr>
+          <w:rFonts w:hint="eastAsia"/>
+        </w:rPr>
+        <w:t>。</w:t>
+      </w:r>
+    </w:p>
+    <w:p>
+      <w:pPr>
+        <w:ind w:firstLine="420"/>
+        <w:rPr>
+          <w:rFonts w:hint="eastAsia"/>
+        </w:rPr>
+      </w:pPr>
+      <w:r>
+        <w:t>一台设备通信失败，不会阻塞其他设备的时段状态判断。不过，同一个端口的实际报文仍需要排队发送。</w:t>
+      </w:r>
+    </w:p>
+    <w:p>
+      <w:pPr>
+        <w:ind w:firstLine="420"/>
+      </w:pPr>
+      <w:r>
+        <w:t>全控不是给所有设备同一个值，而是报文内分别携带12台的数据</w:t>
+      </w:r>
+    </w:p>
+    <w:p>
+      <w:pPr>
+        <w:ind w:firstLine="420"/>
+      </w:pPr>
+      <w:r>
+        <w:rPr>
+          <w:rFonts w:hint="eastAsia"/>
+        </w:rPr>
+        <w:t>645下发时段控</w:t>
+      </w:r>
+    </w:p>
+    <w:p>
+      <w:pPr>
+        <w:ind w:firstLine="420"/>
+      </w:pPr>
+      <w:r>
+        <w:rPr>
+          <w:rFonts w:hint="eastAsia"/>
+        </w:rPr>
+        <w:t>检查数据域长度，不正确返回错误；</w:t>
+      </w:r>
+    </w:p>
+    <w:p>
+      <w:pPr>
+        <w:ind w:firstLine="420"/>
+      </w:pPr>
+      <w:r>
+        <w:rPr>
+          <w:rFonts w:hint="eastAsia"/>
+        </w:rPr>
+        <w:t>检查时段是否合法，不合法返回错误；</w:t>
+      </w:r>
+    </w:p>
+    <w:p>
+      <w:pPr>
+        <w:ind w:firstLine="420"/>
+      </w:pPr>
+      <w:r>
+        <w:t>开始、结束、重叠及日期是否合法</w:t>
+      </w:r>
+      <w:r>
+        <w:rPr>
+          <w:rFonts w:hint="eastAsia"/>
+        </w:rPr>
+        <w:t>，不合法返回错误；</w:t>
+      </w:r>
+    </w:p>
+    <w:p>
+      <w:pPr>
+        <w:ind w:firstLine="420"/>
+      </w:pPr>
+      <w:r>
+        <w:t>档案是否存在</w:t>
+      </w:r>
+      <w:r>
+        <w:rPr>
+          <w:rFonts w:hint="eastAsia"/>
+        </w:rPr>
+        <w:t>，不存在返回错误</w:t>
+      </w:r>
+      <w:r>
+        <w:rPr>
+          <w:rFonts w:hint="eastAsia"/>
+        </w:rPr>
+        <w:t>；</w:t>
+      </w:r>
+    </w:p>
+    <w:p>
+      <w:pPr>
+        <w:ind w:firstLine="420"/>
+        <w:rPr>
+          <w:rFonts w:hint="eastAsia"/>
+        </w:rPr>
+      </w:pPr>
+      <w:r>
+        <w:t>厂家协议是否支持对应调控</w:t>
+      </w:r>
+      <w:r>
+        <w:rPr>
+          <w:rFonts w:hint="eastAsia"/>
+        </w:rPr>
+        <w:t>（</w:t>
+      </w:r>
+      <w:r>
+        <w:t>检查控制通道是否配置有效，例如寄存器地址、数量、功能码和数据类型</w:t>
+      </w:r>
+      <w:r>
+        <w:rPr>
+          <w:rFonts w:hint="eastAsia"/>
+        </w:rPr>
+        <w:t>）</w:t>
+      </w:r>
+      <w:r>
+        <w:t>；</w:t>
+      </w:r>
+    </w:p>
+    <w:p>
+      <w:pPr>
+        <w:ind w:firstLine="420"/>
+      </w:pPr>
+      <w:r>
+        <w:t>调控值能否转换为厂家协议的数据</w:t>
+      </w:r>
+      <w:r>
+        <w:rPr>
+          <w:rFonts w:hint="eastAsia"/>
+        </w:rPr>
+        <w:t>（</w:t>
+      </w:r>
+      <w:r>
+        <w:t>检查这次具体的值，按厂家小数位换算后，能否用配置的数据类型正确表示、是否越界</w:t>
+      </w:r>
+      <w:r>
+        <w:rPr>
+          <w:rFonts w:hint="eastAsia"/>
+        </w:rPr>
+        <w:t>）</w:t>
+      </w:r>
+      <w:r>
+        <w:t>；</w:t>
+      </w:r>
+    </w:p>
+    <w:p>
+      <w:pPr>
+        <w:ind w:firstLine="420"/>
+        <w:rPr>
+          <w:rFonts w:hint="eastAsia"/>
+        </w:rPr>
+      </w:pPr>
+    </w:p>
+    <w:p>
+      <w:pPr>
+        <w:pStyle w:val="3"/>
+        <w:rPr>
+          <w:rFonts w:hint="eastAsia"/>
+        </w:rPr>
+      </w:pPr>
       <w:bookmarkStart w:id="26" w:name="_Toc236923396"/>
       <w:r>
         <w:rPr>
@@ -32046,6 +32254,7 @@
         <w:rPr>
           <w:rFonts w:hint="eastAsia"/>
         </w:rPr>
+        <w:lastRenderedPageBreak/>
         <w:t>逆变器档案读取</w:t>
       </w:r>
     </w:p>
@@ -32350,7 +32559,6 @@
           <w:rFonts w:hint="eastAsia"/>
           <w:color w:val="EE0000"/>
         </w:rPr>
-        <w:lastRenderedPageBreak/>
         <w:t>主站下发数值控，如果协议库未配置数值控的寄存器信息，则转成比例控，相反。。。</w:t>
       </w:r>
     </w:p>
@@ -32522,6 +32730,7 @@
         <w:rPr>
           <w:noProof/>
         </w:rPr>
+        <w:lastRenderedPageBreak/>
         <w:drawing>
           <wp:inline distT="0" distB="0" distL="0" distR="0" wp14:anchorId="523F2D16" wp14:editId="66B2200B">
             <wp:extent cx="5278120" cy="4419600"/>
@@ -32598,16 +32807,7 @@
           <w:b/>
           <w:bCs/>
         </w:rPr>
-        <w:t>数值控和比例控均支持互换，如果数值控不支持，则切换为比例控，如果</w:t>
-      </w:r>
-      <w:r>
-        <w:rPr>
-          <w:rFonts w:hint="eastAsia"/>
-          <w:b/>
-          <w:bCs/>
-        </w:rPr>
-        <w:lastRenderedPageBreak/>
-        <w:t>比例控不支持，则切换为数值控，如果都不支持，则返回错误</w:t>
+        <w:t>数值控和比例控均支持互换，如果数值控不支持，则切换为比例控，如果比例控不支持，则切换为数值控，如果都不支持，则返回错误</w:t>
       </w:r>
       <w:r>
         <w:rPr>
@@ -32770,6 +32970,7 @@
                 <w:b/>
                 <w:bCs/>
               </w:rPr>
+              <w:lastRenderedPageBreak/>
               <w:t>跳过只丢弃本次新计划，保留该台原计划，不自动停止旧计划。</w:t>
             </w:r>
           </w:p>
@@ -33097,7 +33298,6 @@
         <w:rPr>
           <w:rFonts w:hint="eastAsia"/>
         </w:rPr>
-        <w:lastRenderedPageBreak/>
         <w:t>轮询所有物理端口，</w:t>
       </w:r>
       <w:r>
@@ -33226,10 +33426,10 @@
           <w:rFonts w:hint="eastAsia"/>
         </w:rPr>
         <w:object w:dxaOrig="13035" w:dyaOrig="11131" w14:anchorId="68F2507F">
-          <v:shape id="_x0000_i1026" type="#_x0000_t75" style="width:415.35pt;height:354.65pt" o:ole="">
+          <v:shape id="_x0000_i1026" type="#_x0000_t75" style="width:415.25pt;height:354.7pt" o:ole="">
             <v:imagedata r:id="rId16" o:title=""/>
           </v:shape>
-          <o:OLEObject Type="Embed" ProgID="Visio.Drawing.15" ShapeID="_x0000_i1026" DrawAspect="Content" ObjectID="_1853932076" r:id="rId17"/>
+          <o:OLEObject Type="Embed" ProgID="Visio.Drawing.15" ShapeID="_x0000_i1026" DrawAspect="Content" ObjectID="_1854001353" r:id="rId17"/>
         </w:object>
       </w:r>
     </w:p>
@@ -33387,7 +33587,6 @@
         <w:rPr>
           <w:rFonts w:hint="eastAsia"/>
         </w:rPr>
-        <w:lastRenderedPageBreak/>
         <w:t>控制</w:t>
       </w:r>
     </w:p>
@@ -33514,7 +33713,14 @@
         <w:rPr>
           <w:rFonts w:hint="eastAsia"/>
         </w:rPr>
-        <w:t>对升级包进行保存、校验、升级，支持断点续传。</w:t>
+        <w:t>对升级包进行保存、校验、升级，支持断</w:t>
+      </w:r>
+      <w:r>
+        <w:rPr>
+          <w:rFonts w:hint="eastAsia"/>
+        </w:rPr>
+        <w:lastRenderedPageBreak/>
+        <w:t>点续传。</w:t>
       </w:r>
     </w:p>
     <w:p>
@@ -35077,6 +35283,36 @@
   <w:num w:numId="17" w16cid:durableId="1132669380">
     <w:abstractNumId w:val="2"/>
   </w:num>
+  <w:num w:numId="18" w16cid:durableId="529533814">
+    <w:abstractNumId w:val="5"/>
+    <w:lvlOverride w:ilvl="0">
+      <w:startOverride w:val="1"/>
+    </w:lvlOverride>
+    <w:lvlOverride w:ilvl="1">
+      <w:startOverride w:val="1"/>
+    </w:lvlOverride>
+    <w:lvlOverride w:ilvl="2">
+      <w:startOverride w:val="1"/>
+    </w:lvlOverride>
+    <w:lvlOverride w:ilvl="3">
+      <w:startOverride w:val="1"/>
+    </w:lvlOverride>
+    <w:lvlOverride w:ilvl="4">
+      <w:startOverride w:val="1"/>
+    </w:lvlOverride>
+    <w:lvlOverride w:ilvl="5">
+      <w:startOverride w:val="1"/>
+    </w:lvlOverride>
+    <w:lvlOverride w:ilvl="6">
+      <w:startOverride w:val="1"/>
+    </w:lvlOverride>
+    <w:lvlOverride w:ilvl="7">
+      <w:startOverride w:val="1"/>
+    </w:lvlOverride>
+    <w:lvlOverride w:ilvl="8">
+      <w:startOverride w:val="1"/>
+    </w:lvlOverride>
+  </w:num>
 </w:numbering>
 </file>
 
@@ -35708,7 +35944,6 @@
   <w:style w:type="character" w:default="1" w:styleId="a0">
     <w:name w:val="Default Paragraph Font"/>
     <w:uiPriority w:val="1"/>
-    <w:semiHidden/>
     <w:unhideWhenUsed/>
   </w:style>
   <w:style w:type="table" w:default="1" w:styleId="a1">
